--- a/docs/specifications/DetailedDesign.docx
+++ b/docs/specifications/DetailedDesign.docx
@@ -24158,6 +24158,7 @@
     <w:tmpl w:val="C310EC42"/>
     <w:lvl w:ilvl="0">
       <w:start w:val="1"/>
+      <w:suff w:val="space"/>
       <w:numFmt w:val="decimal"/>
       <w:lvlText w:val="%1."/>
       <w:lvlJc w:val="left"/>
@@ -24175,6 +24176,7 @@
     <w:tmpl w:val="E4089024"/>
     <w:lvl w:ilvl="0">
       <w:start w:val="1"/>
+      <w:suff w:val="space"/>
       <w:numFmt w:val="decimal"/>
       <w:lvlText w:val="%1."/>
       <w:lvlJc w:val="left"/>
@@ -24192,6 +24194,7 @@
     <w:tmpl w:val="FB12693A"/>
     <w:lvl w:ilvl="0">
       <w:start w:val="1"/>
+      <w:suff w:val="space"/>
       <w:numFmt w:val="decimal"/>
       <w:pStyle w:val="ListNumber3"/>
       <w:lvlText w:val="%1."/>
@@ -24210,6 +24213,7 @@
     <w:tmpl w:val="38441652"/>
     <w:lvl w:ilvl="0">
       <w:start w:val="1"/>
+      <w:suff w:val="space"/>
       <w:numFmt w:val="decimal"/>
       <w:pStyle w:val="ListNumber2"/>
       <w:lvlText w:val="%1."/>
@@ -24228,6 +24232,7 @@
     <w:tmpl w:val="171AC3A4"/>
     <w:lvl w:ilvl="0">
       <w:start w:val="1"/>
+      <w:suff w:val="space"/>
       <w:numFmt w:val="bullet"/>
       <w:lvlText w:val=""/>
       <w:lvlJc w:val="left"/>
@@ -24248,6 +24253,7 @@
     <w:tmpl w:val="F3EAFDEC"/>
     <w:lvl w:ilvl="0">
       <w:start w:val="1"/>
+      <w:suff w:val="space"/>
       <w:numFmt w:val="bullet"/>
       <w:pStyle w:val="ListBullet3"/>
       <w:lvlText w:val=""/>
@@ -24269,6 +24275,7 @@
     <w:tmpl w:val="3D1EFFD4"/>
     <w:lvl w:ilvl="0">
       <w:start w:val="1"/>
+      <w:suff w:val="space"/>
       <w:numFmt w:val="bullet"/>
       <w:pStyle w:val="ListBullet2"/>
       <w:lvlText w:val=""/>
@@ -24290,6 +24297,7 @@
     <w:tmpl w:val="D0A62B40"/>
     <w:lvl w:ilvl="0">
       <w:start w:val="1"/>
+      <w:suff w:val="space"/>
       <w:numFmt w:val="decimal"/>
       <w:pStyle w:val="ListNumber"/>
       <w:lvlText w:val="%1."/>
@@ -24308,6 +24316,7 @@
     <w:tmpl w:val="29761A62"/>
     <w:lvl w:ilvl="0">
       <w:start w:val="1"/>
+      <w:suff w:val="space"/>
       <w:numFmt w:val="bullet"/>
       <w:pStyle w:val="ListBullet"/>
       <w:lvlText w:val=""/>
